--- a/hin/docx/006.content.docx
+++ b/hin/docx/006.content.docx
@@ -218,18 +218,13 @@
         </w:rPr>
         <w:t xml:space="preserve"> एक महत्वपूर्ण </w:t>
       </w:r>
-      <w:hyperlink r:id="rId13">
-        <w:r>
-          <w:rPr>
-            <w:lang w:val="hi_IN" w:bidi="hi_IN"/>
-          </w:rPr>
-          <w:rPr>
-            <w:color w:val="0000EE"/>
-            <w:u w:val="single"/>
-          </w:rPr>
-          <w:t>भविष्यद्वक्ता</w:t>
-        </w:r>
-      </w:hyperlink>
+      <w:r>
+        <w:rPr>
+          <w:b/>
+          <w:lang w:val="hi_IN" w:bidi="hi_IN"/>
+        </w:rPr>
+        <w:t>भविष्यद्वक्ता</w:t>
+      </w:r>
       <w:r>
         <w:rPr>
           <w:lang w:val="hi_IN" w:bidi="hi_IN"/>
@@ -250,18 +245,12 @@
         </w:rPr>
         <w:t xml:space="preserve">एलिय्याह उस समय में रहता था जब </w:t>
       </w:r>
-      <w:hyperlink r:id="rId14">
-        <w:r>
-          <w:rPr>
-            <w:lang w:val="hi_IN" w:bidi="hi_IN"/>
-          </w:rPr>
-          <w:rPr>
-            <w:color w:val="0000EE"/>
-            <w:u w:val="single"/>
-          </w:rPr>
-          <w:t>इस्राएल</w:t>
-        </w:r>
-      </w:hyperlink>
+      <w:r>
+        <w:rPr>
+          <w:lang w:val="hi_IN" w:bidi="hi_IN"/>
+        </w:rPr>
+        <w:t>इस्राएल</w:t>
+      </w:r>
       <w:r>
         <w:rPr>
           <w:lang w:val="hi_IN" w:bidi="hi_IN"/>
@@ -270,65 +259,48 @@
       </w:r>
       <w:r>
         <w:rPr>
+          <w:lang w:val="hi_IN" w:bidi="hi_IN"/>
+        </w:rPr>
+        <w:t>राजाओं</w:t>
+      </w:r>
+      <w:r>
+        <w:rPr>
+          <w:lang w:val="hi_IN" w:bidi="hi_IN"/>
+        </w:rPr>
+        <w:t xml:space="preserve"> का शासन था जो परमेश्वर की आज्ञा नहीं मानते थे, और इन राजाओं ने इस्राएल के लोगों को परमेश्वर से दूर कर दिया था। लोगों ने झूठे </w:t>
+      </w:r>
+      <w:r>
+        <w:rPr>
+          <w:lang w:val="hi_IN" w:bidi="hi_IN"/>
+        </w:rPr>
+        <w:t>देवताओं</w:t>
+      </w:r>
+      <w:r>
+        <w:rPr>
+          <w:lang w:val="hi_IN" w:bidi="hi_IN"/>
+        </w:rPr>
+        <w:t xml:space="preserve"> की </w:t>
+      </w:r>
+      <w:r>
+        <w:rPr>
           <w:b/>
           <w:lang w:val="hi_IN" w:bidi="hi_IN"/>
         </w:rPr>
-        <w:t>राजाओं</w:t>
-      </w:r>
-      <w:r>
-        <w:rPr>
-          <w:lang w:val="hi_IN" w:bidi="hi_IN"/>
-        </w:rPr>
-        <w:t xml:space="preserve"> का शासन था जो परमेश्वर की आज्ञा नहीं मानते थे, और इन राजाओं ने इस्राएल के लोगों को परमेश्वर से दूर कर दिया था। लोगों ने झूठे </w:t>
-      </w:r>
-      <w:hyperlink r:id="rId15">
-        <w:r>
-          <w:rPr>
-            <w:lang w:val="hi_IN" w:bidi="hi_IN"/>
-          </w:rPr>
-          <w:rPr>
-            <w:color w:val="0000EE"/>
-            <w:u w:val="single"/>
-          </w:rPr>
-          <w:t>देवताओं</w:t>
-        </w:r>
-      </w:hyperlink>
-      <w:r>
-        <w:rPr>
-          <w:lang w:val="hi_IN" w:bidi="hi_IN"/>
-        </w:rPr>
-        <w:t xml:space="preserve"> की </w:t>
-      </w:r>
-      <w:hyperlink r:id="rId16">
-        <w:r>
-          <w:rPr>
-            <w:lang w:val="hi_IN" w:bidi="hi_IN"/>
-          </w:rPr>
-          <w:rPr>
-            <w:color w:val="0000EE"/>
-            <w:u w:val="single"/>
-          </w:rPr>
-          <w:t>उपासना</w:t>
-        </w:r>
-      </w:hyperlink>
+        <w:t>उपासना</w:t>
+      </w:r>
       <w:r>
         <w:rPr>
           <w:lang w:val="hi_IN" w:bidi="hi_IN"/>
         </w:rPr>
         <w:t xml:space="preserve"> करना शुरू कर दिया था, खासकर एक देवता की जिसका नाम बाल था। लोगों का मानना था कि यह बाल ही लोगों को बारिश देने के लिए ज़िम्मेदार था। इसलिए, एलिय्याह ने इस्राएल के राजा से कहा कि जब तक वह न कहे तब तक इस्राएल में बारिश नहीं होगी! और सच में, तीन साल तक बारिश नहीं हुई, और इस कारण से पूरे देश में अकाल पड़ गया। उसके बाद, एलिय्याह ने प्रार्थना की और परमेश्वर ने फिर से बारिश भेजी। इससे लोगों ने सीखा कि बारिश देनेवाला </w:t>
       </w:r>
-      <w:hyperlink r:id="rId17">
-        <w:r>
-          <w:rPr>
-            <w:lang w:val="hi_IN" w:bidi="hi_IN"/>
-          </w:rPr>
-          <w:rPr>
-            <w:color w:val="0000EE"/>
-            <w:u w:val="single"/>
-          </w:rPr>
-          <w:t>परमेश्वर</w:t>
-        </w:r>
-      </w:hyperlink>
+      <w:r>
+        <w:rPr>
+          <w:b/>
+          <w:lang w:val="hi_IN" w:bidi="hi_IN"/>
+        </w:rPr>
+        <w:t>परमेश्वर</w:t>
+      </w:r>
       <w:r>
         <w:rPr>
           <w:lang w:val="hi_IN" w:bidi="hi_IN"/>
@@ -363,36 +335,24 @@
         </w:rPr>
         <w:t xml:space="preserve">अपने जीवन के अंत में, एलिय्याह ने </w:t>
       </w:r>
-      <w:hyperlink r:id="rId18">
-        <w:r>
-          <w:rPr>
-            <w:lang w:val="hi_IN" w:bidi="hi_IN"/>
-          </w:rPr>
-          <w:rPr>
-            <w:color w:val="0000EE"/>
-            <w:u w:val="single"/>
-          </w:rPr>
-          <w:t>यरदन नदी</w:t>
-        </w:r>
-      </w:hyperlink>
+      <w:r>
+        <w:rPr>
+          <w:lang w:val="hi_IN" w:bidi="hi_IN"/>
+        </w:rPr>
+        <w:t>यरदन नदी</w:t>
+      </w:r>
       <w:r>
         <w:rPr>
           <w:lang w:val="hi_IN" w:bidi="hi_IN"/>
         </w:rPr>
         <w:t xml:space="preserve"> का पानी अपने </w:t>
       </w:r>
-      <w:hyperlink r:id="rId19">
-        <w:r>
-          <w:rPr>
-            <w:lang w:val="hi_IN" w:bidi="hi_IN"/>
-          </w:rPr>
-          <w:rPr>
-            <w:color w:val="0000EE"/>
-            <w:u w:val="single"/>
-          </w:rPr>
-          <w:t>बाहरी वस्त्र</w:t>
-        </w:r>
-      </w:hyperlink>
+      <w:r>
+        <w:rPr>
+          <w:lang w:val="hi_IN" w:bidi="hi_IN"/>
+        </w:rPr>
+        <w:t>बाहरी वस्त्र</w:t>
+      </w:r>
       <w:r>
         <w:rPr>
           <w:lang w:val="hi_IN" w:bidi="hi_IN"/>
@@ -401,7 +361,6 @@
       </w:r>
       <w:r>
         <w:rPr>
-          <w:b/>
           <w:lang w:val="hi_IN" w:bidi="hi_IN"/>
         </w:rPr>
         <w:t>चमत्कार</w:t>
@@ -426,18 +385,12 @@
         </w:rPr>
         <w:t xml:space="preserve">एलिय्याह की मृत्यु दूसरे लोगों की तरह नहीं हुई थी। परमेश्वर ने एलिय्याह को एक रथ में </w:t>
       </w:r>
-      <w:hyperlink r:id="rId20">
-        <w:r>
-          <w:rPr>
-            <w:lang w:val="hi_IN" w:bidi="hi_IN"/>
-          </w:rPr>
-          <w:rPr>
-            <w:color w:val="0000EE"/>
-            <w:u w:val="single"/>
-          </w:rPr>
-          <w:t>स्वर्ग</w:t>
-        </w:r>
-      </w:hyperlink>
+      <w:r>
+        <w:rPr>
+          <w:lang w:val="hi_IN" w:bidi="hi_IN"/>
+        </w:rPr>
+        <w:t>स्वर्ग</w:t>
+      </w:r>
       <w:r>
         <w:rPr>
           <w:lang w:val="hi_IN" w:bidi="hi_IN"/>
@@ -460,7 +413,6 @@
       </w:r>
       <w:r>
         <w:rPr>
-          <w:b/>
           <w:lang w:val="hi_IN" w:bidi="hi_IN"/>
         </w:rPr>
         <w:t>पश्चाताप</w:t>
@@ -473,7 +425,6 @@
       </w:r>
       <w:r>
         <w:rPr>
-          <w:b/>
           <w:lang w:val="hi_IN" w:bidi="hi_IN"/>
         </w:rPr>
         <w:t>चेलों</w:t>
@@ -486,7 +437,6 @@
       </w:r>
       <w:r>
         <w:rPr>
-          <w:b/>
           <w:lang w:val="hi_IN" w:bidi="hi_IN"/>
         </w:rPr>
         <w:t>यूहन्ना बपतिस्मा देनेवाला</w:t>
